--- a/documents/Manprit_Resume__Copy___Copy_ (1).docx
+++ b/documents/Manprit_Resume__Copy___Copy_ (1).docx
@@ -141,7 +141,7 @@
           </mc:Choice>
           <mc:Fallback>
             <w:pict>
-              <v:shape w14:anchorId="0216A20C" id="Graphic 1" o:spid="_x0000_s1026" style="position:absolute;margin-left:36.8pt;margin-top:5.85pt;width:538.3pt;height:.1pt;z-index:15728640;visibility:visible;mso-wrap-style:square;mso-wrap-distance-left:0;mso-wrap-distance-top:0;mso-wrap-distance-right:0;mso-wrap-distance-bottom:0;mso-position-horizontal:absolute;mso-position-horizontal-relative:page;mso-position-vertical:absolute;mso-position-vertical-relative:text;v-text-anchor:top" coordsize="6836409,1270" o:gfxdata="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" path="m,l6836397,e" filled="f" strokecolor="#3d597f" strokeweight=".35136mm">
+              <v:shape w14:anchorId="73339C15" id="Graphic 1" o:spid="_x0000_s1026" style="position:absolute;margin-left:36.8pt;margin-top:5.85pt;width:538.3pt;height:.1pt;z-index:15728640;visibility:visible;mso-wrap-style:square;mso-wrap-distance-left:0;mso-wrap-distance-top:0;mso-wrap-distance-right:0;mso-wrap-distance-bottom:0;mso-position-horizontal:absolute;mso-position-horizontal-relative:page;mso-position-vertical:absolute;mso-position-vertical-relative:text;v-text-anchor:top" coordsize="6836409,1270" o:gfxdata="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" path="m,l6836397,e" filled="f" strokecolor="#3d597f" strokeweight=".35136mm">
                 <v:path arrowok="t"/>
                 <w10:wrap anchorx="page"/>
               </v:shape>
@@ -238,7 +238,7 @@
           </mc:Choice>
           <mc:Fallback>
             <w:pict>
-              <v:shape w14:anchorId="77D8C44C" id="Graphic 2" o:spid="_x0000_s1026" style="position:absolute;margin-left:36.8pt;margin-top:4.1pt;width:538.25pt;height:.1pt;z-index:251649536;visibility:visible;mso-wrap-style:square;mso-wrap-distance-left:0;mso-wrap-distance-top:0;mso-wrap-distance-right:0;mso-wrap-distance-bottom:0;mso-position-horizontal:absolute;mso-position-horizontal-relative:page;mso-position-vertical:absolute;mso-position-vertical-relative:text;v-text-anchor:top" coordsize="6836409,1270" o:gfxdata="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" path="m,l6836397,e" filled="f" strokecolor="#3d597f" strokeweight=".14039mm">
+              <v:shape w14:anchorId="0952E736" id="Graphic 2" o:spid="_x0000_s1026" style="position:absolute;margin-left:36.8pt;margin-top:4.1pt;width:538.25pt;height:.1pt;z-index:251649536;visibility:visible;mso-wrap-style:square;mso-wrap-distance-left:0;mso-wrap-distance-top:0;mso-wrap-distance-right:0;mso-wrap-distance-bottom:0;mso-position-horizontal:absolute;mso-position-horizontal-relative:page;mso-position-vertical:absolute;mso-position-vertical-relative:text;v-text-anchor:top" coordsize="6836409,1270" o:gfxdata="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" path="m,l6836397,e" filled="f" strokecolor="#3d597f" strokeweight=".14039mm">
                 <v:path arrowok="t"/>
                 <w10:wrap anchorx="page"/>
               </v:shape>
@@ -296,15 +296,7 @@
           <w:spacing w:val="-9"/>
           <w:sz w:val="28"/>
         </w:rPr>
-        <w:t xml:space="preserve"> </w:t>
-      </w:r>
-      <w:r>
-        <w:rPr>
-          <w:color w:val="3D597F"/>
-          <w:spacing w:val="-9"/>
-          <w:sz w:val="28"/>
-        </w:rPr>
-        <w:t>Data</w:t>
+        <w:t xml:space="preserve"> Data</w:t>
       </w:r>
       <w:r>
         <w:rPr>
@@ -360,21 +352,7 @@
             <w:color w:val="3D597F"/>
             <w:spacing w:val="-4"/>
           </w:rPr>
-          <w:t>myP</w:t>
-        </w:r>
-        <w:r>
-          <w:rPr>
-            <w:color w:val="3D597F"/>
-            <w:spacing w:val="-4"/>
-          </w:rPr>
-          <w:t>o</w:t>
-        </w:r>
-        <w:r>
-          <w:rPr>
-            <w:color w:val="3D597F"/>
-            <w:spacing w:val="-4"/>
-          </w:rPr>
-          <w:t>rtfolio</w:t>
+          <w:t>myPortfolio</w:t>
         </w:r>
         <w:proofErr w:type="spellEnd"/>
       </w:hyperlink>
@@ -547,7 +525,7 @@
           </mc:Choice>
           <mc:Fallback>
             <w:pict>
-              <v:shape w14:anchorId="2521FFA0" id="Graphic 3" o:spid="_x0000_s1026" style="position:absolute;margin-left:36.8pt;margin-top:11.05pt;width:538.25pt;height:.1pt;z-index:251650560;visibility:visible;mso-wrap-style:square;mso-wrap-distance-left:0;mso-wrap-distance-top:0;mso-wrap-distance-right:0;mso-wrap-distance-bottom:0;mso-position-horizontal:absolute;mso-position-horizontal-relative:page;mso-position-vertical:absolute;mso-position-vertical-relative:text;v-text-anchor:top" coordsize="6836409,1270" o:gfxdata="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" path="m,l6836397,e" filled="f" strokecolor="#7f7f7f" strokeweight=".1pt">
+              <v:shape w14:anchorId="4B576207" id="Graphic 3" o:spid="_x0000_s1026" style="position:absolute;margin-left:36.8pt;margin-top:11.05pt;width:538.25pt;height:.1pt;z-index:251650560;visibility:visible;mso-wrap-style:square;mso-wrap-distance-left:0;mso-wrap-distance-top:0;mso-wrap-distance-right:0;mso-wrap-distance-bottom:0;mso-position-horizontal:absolute;mso-position-horizontal-relative:page;mso-position-vertical:absolute;mso-position-vertical-relative:text;v-text-anchor:top" coordsize="6836409,1270" o:gfxdata="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" path="m,l6836397,e" filled="f" strokecolor="#7f7f7f" strokeweight=".1pt">
                 <v:path arrowok="t"/>
                 <w10:wrap anchorx="page"/>
               </v:shape>
@@ -658,7 +636,7 @@
           </mc:Choice>
           <mc:Fallback>
             <w:pict>
-              <v:shape w14:anchorId="0CB9B375" id="Graphic 4" o:spid="_x0000_s1026" style="position:absolute;margin-left:36.8pt;margin-top:6.5pt;width:538.3pt;height:.1pt;z-index:15730176;visibility:visible;mso-wrap-style:square;mso-wrap-distance-left:0;mso-wrap-distance-top:0;mso-wrap-distance-right:0;mso-wrap-distance-bottom:0;mso-position-horizontal:absolute;mso-position-horizontal-relative:page;mso-position-vertical:absolute;mso-position-vertical-relative:text;v-text-anchor:top" coordsize="6836409,1270" o:gfxdata="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" path="m,l6836397,e" filled="f" strokecolor="#3d597f" strokeweight=".14039mm">
+              <v:shape w14:anchorId="589B1CE4" id="Graphic 4" o:spid="_x0000_s1026" style="position:absolute;margin-left:36.8pt;margin-top:6.5pt;width:538.3pt;height:.1pt;z-index:15730176;visibility:visible;mso-wrap-style:square;mso-wrap-distance-left:0;mso-wrap-distance-top:0;mso-wrap-distance-right:0;mso-wrap-distance-bottom:0;mso-position-horizontal:absolute;mso-position-horizontal-relative:page;mso-position-vertical:absolute;mso-position-vertical-relative:text;v-text-anchor:top" coordsize="6836409,1270" o:gfxdata="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" path="m,l6836397,e" filled="f" strokecolor="#3d597f" strokeweight=".14039mm">
                 <v:path arrowok="t"/>
                 <w10:wrap anchorx="page"/>
               </v:shape>
@@ -1053,7 +1031,7 @@
           </mc:Choice>
           <mc:Fallback>
             <w:pict>
-              <v:shape w14:anchorId="11D50563" id="Graphic 5" o:spid="_x0000_s1026" style="position:absolute;margin-left:36.8pt;margin-top:16.4pt;width:538.3pt;height:.1pt;z-index:15730688;visibility:visible;mso-wrap-style:square;mso-wrap-distance-left:0;mso-wrap-distance-top:0;mso-wrap-distance-right:0;mso-wrap-distance-bottom:0;mso-position-horizontal:absolute;mso-position-horizontal-relative:page;mso-position-vertical:absolute;mso-position-vertical-relative:text;v-text-anchor:top" coordsize="6836409,1270" o:gfxdata="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" path="m,l6836397,e" filled="f" strokecolor="#7f7f7f" strokeweight=".1pt">
+              <v:shape w14:anchorId="06860C6D" id="Graphic 5" o:spid="_x0000_s1026" style="position:absolute;margin-left:36.8pt;margin-top:16.4pt;width:538.3pt;height:.1pt;z-index:15730688;visibility:visible;mso-wrap-style:square;mso-wrap-distance-left:0;mso-wrap-distance-top:0;mso-wrap-distance-right:0;mso-wrap-distance-bottom:0;mso-position-horizontal:absolute;mso-position-horizontal-relative:page;mso-position-vertical:absolute;mso-position-vertical-relative:text;v-text-anchor:top" coordsize="6836409,1270" o:gfxdata="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" path="m,l6836397,e" filled="f" strokecolor="#7f7f7f" strokeweight=".1pt">
                 <v:path arrowok="t"/>
                 <w10:wrap anchorx="page"/>
               </v:shape>
@@ -1147,7 +1125,7 @@
           </mc:Choice>
           <mc:Fallback>
             <w:pict>
-              <v:shape w14:anchorId="0AEA5931" id="Graphic 6" o:spid="_x0000_s1026" style="position:absolute;margin-left:36.8pt;margin-top:6.45pt;width:538.25pt;height:.1pt;z-index:251651584;visibility:visible;mso-wrap-style:square;mso-wrap-distance-left:0;mso-wrap-distance-top:0;mso-wrap-distance-right:0;mso-wrap-distance-bottom:0;mso-position-horizontal:absolute;mso-position-horizontal-relative:page;mso-position-vertical:absolute;mso-position-vertical-relative:text;v-text-anchor:top" coordsize="6836409,1270" o:gfxdata="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" path="m,l6836397,e" filled="f" strokecolor="#3d597f" strokeweight=".14039mm">
+              <v:shape w14:anchorId="3B21F4AB" id="Graphic 6" o:spid="_x0000_s1026" style="position:absolute;margin-left:36.8pt;margin-top:6.45pt;width:538.25pt;height:.1pt;z-index:251651584;visibility:visible;mso-wrap-style:square;mso-wrap-distance-left:0;mso-wrap-distance-top:0;mso-wrap-distance-right:0;mso-wrap-distance-bottom:0;mso-position-horizontal:absolute;mso-position-horizontal-relative:page;mso-position-vertical:absolute;mso-position-vertical-relative:text;v-text-anchor:top" coordsize="6836409,1270" o:gfxdata="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" path="m,l6836397,e" filled="f" strokecolor="#3d597f" strokeweight=".14039mm">
                 <v:path arrowok="t"/>
                 <w10:wrap anchorx="page"/>
               </v:shape>
@@ -6107,7 +6085,7 @@
           </mc:Choice>
           <mc:Fallback>
             <w:pict>
-              <v:shape w14:anchorId="5F148665" id="Graphic 7" o:spid="_x0000_s1026" style="position:absolute;margin-left:36.85pt;margin-top:-7pt;width:538.3pt;height:.1pt;z-index:15731712;visibility:visible;mso-wrap-style:square;mso-wrap-distance-left:0;mso-wrap-distance-top:0;mso-wrap-distance-right:0;mso-wrap-distance-bottom:0;mso-position-horizontal:absolute;mso-position-horizontal-relative:page;mso-position-vertical:absolute;mso-position-vertical-relative:text;v-text-anchor:top" coordsize="6836409,1270" o:gfxdata="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" path="m,l6836397,e" filled="f" strokecolor="#7f7f7f" strokeweight=".07019mm">
+              <v:shape w14:anchorId="1FF89B06" id="Graphic 7" o:spid="_x0000_s1026" style="position:absolute;margin-left:36.85pt;margin-top:-7pt;width:538.3pt;height:.1pt;z-index:15731712;visibility:visible;mso-wrap-style:square;mso-wrap-distance-left:0;mso-wrap-distance-top:0;mso-wrap-distance-right:0;mso-wrap-distance-bottom:0;mso-position-horizontal:absolute;mso-position-horizontal-relative:page;mso-position-vertical:absolute;mso-position-vertical-relative:text;v-text-anchor:top" coordsize="6836409,1270" o:gfxdata="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" path="m,l6836397,e" filled="f" strokecolor="#7f7f7f" strokeweight=".07019mm">
                 <v:path arrowok="t"/>
                 <w10:wrap anchorx="page"/>
               </v:shape>
@@ -6204,7 +6182,7 @@
           </mc:Choice>
           <mc:Fallback>
             <w:pict>
-              <v:shape w14:anchorId="5729B0D1" id="Graphic 8" o:spid="_x0000_s1026" style="position:absolute;margin-left:36.8pt;margin-top:7.05pt;width:538.25pt;height:.1pt;z-index:251652608;visibility:visible;mso-wrap-style:square;mso-wrap-distance-left:0;mso-wrap-distance-top:0;mso-wrap-distance-right:0;mso-wrap-distance-bottom:0;mso-position-horizontal:absolute;mso-position-horizontal-relative:page;mso-position-vertical:absolute;mso-position-vertical-relative:text;v-text-anchor:top" coordsize="6836409,1270" o:gfxdata="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" path="m,l6836397,e" filled="f" strokecolor="#3d597f" strokeweight=".14039mm">
+              <v:shape w14:anchorId="3CD2E95C" id="Graphic 8" o:spid="_x0000_s1026" style="position:absolute;margin-left:36.8pt;margin-top:7.05pt;width:538.25pt;height:.1pt;z-index:251652608;visibility:visible;mso-wrap-style:square;mso-wrap-distance-left:0;mso-wrap-distance-top:0;mso-wrap-distance-right:0;mso-wrap-distance-bottom:0;mso-position-horizontal:absolute;mso-position-horizontal-relative:page;mso-position-vertical:absolute;mso-position-vertical-relative:text;v-text-anchor:top" coordsize="6836409,1270" o:gfxdata="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" path="m,l6836397,e" filled="f" strokecolor="#3d597f" strokeweight=".14039mm">
                 <v:path arrowok="t"/>
                 <w10:wrap anchorx="page"/>
               </v:shape>
@@ -7402,7 +7380,7 @@
           </mc:Choice>
           <mc:Fallback>
             <w:pict>
-              <v:shape w14:anchorId="63814B1B" id="Graphic 9" o:spid="_x0000_s1026" style="position:absolute;margin-left:36.8pt;margin-top:17.6pt;width:538.25pt;height:.1pt;z-index:251653632;visibility:visible;mso-wrap-style:square;mso-wrap-distance-left:0;mso-wrap-distance-top:0;mso-wrap-distance-right:0;mso-wrap-distance-bottom:0;mso-position-horizontal:absolute;mso-position-horizontal-relative:page;mso-position-vertical:absolute;mso-position-vertical-relative:text;v-text-anchor:top" coordsize="6836409,1270" o:gfxdata="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" path="m,l6836397,e" filled="f" strokecolor="#7f7f7f" strokeweight=".07019mm">
+              <v:shape w14:anchorId="2EDF64DC" id="Graphic 9" o:spid="_x0000_s1026" style="position:absolute;margin-left:36.8pt;margin-top:17.6pt;width:538.25pt;height:.1pt;z-index:251653632;visibility:visible;mso-wrap-style:square;mso-wrap-distance-left:0;mso-wrap-distance-top:0;mso-wrap-distance-right:0;mso-wrap-distance-bottom:0;mso-position-horizontal:absolute;mso-position-horizontal-relative:page;mso-position-vertical:absolute;mso-position-vertical-relative:text;v-text-anchor:top" coordsize="6836409,1270" o:gfxdata="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" path="m,l6836397,e" filled="f" strokecolor="#7f7f7f" strokeweight=".07019mm">
                 <v:path arrowok="t"/>
                 <w10:wrap anchorx="page"/>
               </v:shape>
@@ -7509,7 +7487,7 @@
           </mc:Choice>
           <mc:Fallback>
             <w:pict>
-              <v:shape w14:anchorId="024E5BB3" id="Graphic 10" o:spid="_x0000_s1026" style="position:absolute;margin-left:36.8pt;margin-top:4.65pt;width:538.3pt;height:.1pt;z-index:15733248;visibility:visible;mso-wrap-style:square;mso-wrap-distance-left:0;mso-wrap-distance-top:0;mso-wrap-distance-right:0;mso-wrap-distance-bottom:0;mso-position-horizontal:absolute;mso-position-horizontal-relative:page;mso-position-vertical:absolute;mso-position-vertical-relative:text;v-text-anchor:top" coordsize="6836409,1270" o:gfxdata="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" path="m,l6836397,e" filled="f" strokecolor="#3d597f" strokeweight=".14039mm">
+              <v:shape w14:anchorId="0B9CF56E" id="Graphic 10" o:spid="_x0000_s1026" style="position:absolute;margin-left:36.8pt;margin-top:4.65pt;width:538.3pt;height:.1pt;z-index:15733248;visibility:visible;mso-wrap-style:square;mso-wrap-distance-left:0;mso-wrap-distance-top:0;mso-wrap-distance-right:0;mso-wrap-distance-bottom:0;mso-position-horizontal:absolute;mso-position-horizontal-relative:page;mso-position-vertical:absolute;mso-position-vertical-relative:text;v-text-anchor:top" coordsize="6836409,1270" o:gfxdata="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" path="m,l6836397,e" filled="f" strokecolor="#3d597f" strokeweight=".14039mm">
                 <v:path arrowok="t"/>
                 <w10:wrap anchorx="page"/>
               </v:shape>
@@ -7939,7 +7917,7 @@
           </mc:Choice>
           <mc:Fallback>
             <w:pict>
-              <v:shape w14:anchorId="4504EDF1" id="Graphic 11" o:spid="_x0000_s1026" style="position:absolute;margin-left:36.8pt;margin-top:10.45pt;width:538.25pt;height:.1pt;z-index:251654656;visibility:visible;mso-wrap-style:square;mso-wrap-distance-left:0;mso-wrap-distance-top:0;mso-wrap-distance-right:0;mso-wrap-distance-bottom:0;mso-position-horizontal:absolute;mso-position-horizontal-relative:page;mso-position-vertical:absolute;mso-position-vertical-relative:text;v-text-anchor:top" coordsize="6836409,1270" o:gfxdata="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" path="m,l6836397,e" filled="f" strokecolor="#7f7f7f" strokeweight=".07019mm">
+              <v:shape w14:anchorId="549B98D6" id="Graphic 11" o:spid="_x0000_s1026" style="position:absolute;margin-left:36.8pt;margin-top:10.45pt;width:538.25pt;height:.1pt;z-index:251654656;visibility:visible;mso-wrap-style:square;mso-wrap-distance-left:0;mso-wrap-distance-top:0;mso-wrap-distance-right:0;mso-wrap-distance-bottom:0;mso-position-horizontal:absolute;mso-position-horizontal-relative:page;mso-position-vertical:absolute;mso-position-vertical-relative:text;v-text-anchor:top" coordsize="6836409,1270" o:gfxdata="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" path="m,l6836397,e" filled="f" strokecolor="#7f7f7f" strokeweight=".07019mm">
                 <v:path arrowok="t"/>
                 <w10:wrap anchorx="page"/>
               </v:shape>
@@ -8051,7 +8029,7 @@
           </mc:Choice>
           <mc:Fallback>
             <w:pict>
-              <v:shape w14:anchorId="695FF007" id="Graphic 12" o:spid="_x0000_s1026" style="position:absolute;margin-left:36.8pt;margin-top:5.9pt;width:538.3pt;height:.1pt;z-index:15734272;visibility:visible;mso-wrap-style:square;mso-wrap-distance-left:0;mso-wrap-distance-top:0;mso-wrap-distance-right:0;mso-wrap-distance-bottom:0;mso-position-horizontal:absolute;mso-position-horizontal-relative:page;mso-position-vertical:absolute;mso-position-vertical-relative:text;v-text-anchor:top" coordsize="6836409,1270" o:gfxdata="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" path="m,l6836397,e" filled="f" strokecolor="#3d597f" strokeweight=".14039mm">
+              <v:shape w14:anchorId="056166BE" id="Graphic 12" o:spid="_x0000_s1026" style="position:absolute;margin-left:36.8pt;margin-top:5.9pt;width:538.3pt;height:.1pt;z-index:15734272;visibility:visible;mso-wrap-style:square;mso-wrap-distance-left:0;mso-wrap-distance-top:0;mso-wrap-distance-right:0;mso-wrap-distance-bottom:0;mso-position-horizontal:absolute;mso-position-horizontal-relative:page;mso-position-vertical:absolute;mso-position-vertical-relative:text;v-text-anchor:top" coordsize="6836409,1270" o:gfxdata="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" path="m,l6836397,e" filled="f" strokecolor="#3d597f" strokeweight=".14039mm">
                 <v:path arrowok="t"/>
                 <w10:wrap anchorx="page"/>
               </v:shape>
@@ -8791,7 +8769,7 @@
           </mc:Choice>
           <mc:Fallback>
             <w:pict>
-              <v:shape w14:anchorId="01B88A1D" id="Graphic 13" o:spid="_x0000_s1026" style="position:absolute;margin-left:36.8pt;margin-top:17.6pt;width:538.25pt;height:.1pt;z-index:251655680;visibility:visible;mso-wrap-style:square;mso-wrap-distance-left:0;mso-wrap-distance-top:0;mso-wrap-distance-right:0;mso-wrap-distance-bottom:0;mso-position-horizontal:absolute;mso-position-horizontal-relative:page;mso-position-vertical:absolute;mso-position-vertical-relative:text;v-text-anchor:top" coordsize="6836409,1270" o:gfxdata="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" path="m,l6836397,e" filled="f" strokecolor="#7f7f7f" strokeweight=".07019mm">
+              <v:shape w14:anchorId="5D6B678F" id="Graphic 13" o:spid="_x0000_s1026" style="position:absolute;margin-left:36.8pt;margin-top:17.6pt;width:538.25pt;height:.1pt;z-index:251655680;visibility:visible;mso-wrap-style:square;mso-wrap-distance-left:0;mso-wrap-distance-top:0;mso-wrap-distance-right:0;mso-wrap-distance-bottom:0;mso-position-horizontal:absolute;mso-position-horizontal-relative:page;mso-position-vertical:absolute;mso-position-vertical-relative:text;v-text-anchor:top" coordsize="6836409,1270" o:gfxdata="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" path="m,l6836397,e" filled="f" strokecolor="#7f7f7f" strokeweight=".07019mm">
                 <v:path arrowok="t"/>
                 <w10:wrap anchorx="page"/>
               </v:shape>
@@ -8920,7 +8898,7 @@
           </mc:Choice>
           <mc:Fallback>
             <w:pict>
-              <v:shape w14:anchorId="3063B488" id="Graphic 14" o:spid="_x0000_s1026" style="position:absolute;margin-left:36.8pt;margin-top:5.25pt;width:538.3pt;height:.1pt;z-index:15735296;visibility:visible;mso-wrap-style:square;mso-wrap-distance-left:0;mso-wrap-distance-top:0;mso-wrap-distance-right:0;mso-wrap-distance-bottom:0;mso-position-horizontal:absolute;mso-position-horizontal-relative:page;mso-position-vertical:absolute;mso-position-vertical-relative:text;v-text-anchor:top" coordsize="6836409,1270" o:gfxdata="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" path="m,l6836397,e" filled="f" strokecolor="#3d597f" strokeweight=".14039mm">
+              <v:shape w14:anchorId="6E6FED18" id="Graphic 14" o:spid="_x0000_s1026" style="position:absolute;margin-left:36.8pt;margin-top:5.25pt;width:538.3pt;height:.1pt;z-index:15735296;visibility:visible;mso-wrap-style:square;mso-wrap-distance-left:0;mso-wrap-distance-top:0;mso-wrap-distance-right:0;mso-wrap-distance-bottom:0;mso-position-horizontal:absolute;mso-position-horizontal-relative:page;mso-position-vertical:absolute;mso-position-vertical-relative:text;v-text-anchor:top" coordsize="6836409,1270" o:gfxdata="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" path="m,l6836397,e" filled="f" strokecolor="#3d597f" strokeweight=".14039mm">
                 <v:path arrowok="t"/>
                 <w10:wrap anchorx="page"/>
               </v:shape>
@@ -9007,23 +8985,7 @@
             <w:spacing w:val="-4"/>
             <w:sz w:val="20"/>
           </w:rPr>
-          <w:t>Certifi</w:t>
-        </w:r>
-        <w:r>
-          <w:rPr>
-            <w:color w:val="3D597F"/>
-            <w:spacing w:val="-4"/>
-            <w:sz w:val="20"/>
-          </w:rPr>
-          <w:t>c</w:t>
-        </w:r>
-        <w:r>
-          <w:rPr>
-            <w:color w:val="3D597F"/>
-            <w:spacing w:val="-4"/>
-            <w:sz w:val="20"/>
-          </w:rPr>
-          <w:t>ate</w:t>
+          <w:t>Certificate</w:t>
         </w:r>
       </w:hyperlink>
     </w:p>
@@ -9421,7 +9383,7 @@
           </mc:Choice>
           <mc:Fallback>
             <w:pict>
-              <v:shape w14:anchorId="7B2A6E5F" id="Graphic 15" o:spid="_x0000_s1026" style="position:absolute;margin-left:36.8pt;margin-top:8.65pt;width:538.25pt;height:.1pt;z-index:251660800;visibility:visible;mso-wrap-style:square;mso-wrap-distance-left:0;mso-wrap-distance-top:0;mso-wrap-distance-right:0;mso-wrap-distance-bottom:0;mso-position-horizontal:absolute;mso-position-horizontal-relative:page;mso-position-vertical:absolute;mso-position-vertical-relative:text;v-text-anchor:top" coordsize="6836409,1270" o:gfxdata="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" path="m,l6836397,e" filled="f" strokecolor="#7f7f7f" strokeweight=".07019mm">
+              <v:shape w14:anchorId="4FC2239A" id="Graphic 15" o:spid="_x0000_s1026" style="position:absolute;margin-left:36.8pt;margin-top:8.65pt;width:538.25pt;height:.1pt;z-index:251660800;visibility:visible;mso-wrap-style:square;mso-wrap-distance-left:0;mso-wrap-distance-top:0;mso-wrap-distance-right:0;mso-wrap-distance-bottom:0;mso-position-horizontal:absolute;mso-position-horizontal-relative:page;mso-position-vertical:absolute;mso-position-vertical-relative:text;v-text-anchor:top" coordsize="6836409,1270" o:gfxdata="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" path="m,l6836397,e" filled="f" strokecolor="#7f7f7f" strokeweight=".07019mm">
                 <v:path arrowok="t"/>
                 <w10:wrap anchorx="page"/>
               </v:shape>
@@ -9439,8 +9401,6 @@
           <w:w w:val="95"/>
         </w:rPr>
       </w:pPr>
-      <w:bookmarkStart w:id="6" w:name="Hobbies"/>
-      <w:bookmarkEnd w:id="6"/>
       <w:r>
         <w:rPr>
           <w:color w:val="3D597F"/>
@@ -9454,6 +9414,8 @@
       <w:pPr>
         <w:pStyle w:val="Heading1"/>
       </w:pPr>
+      <w:bookmarkStart w:id="6" w:name="Hobbies"/>
+      <w:bookmarkEnd w:id="6"/>
       <w:r>
         <w:rPr>
           <w:noProof/>
@@ -9526,7 +9488,7 @@
           </mc:Choice>
           <mc:Fallback>
             <w:pict>
-              <v:shape w14:anchorId="2C22A416" id="Graphic 16" o:spid="_x0000_s1026" style="position:absolute;margin-left:35pt;margin-top:3.45pt;width:538.25pt;height:.1pt;z-index:251665920;visibility:visible;mso-wrap-style:square;mso-wrap-distance-left:0;mso-wrap-distance-top:0;mso-wrap-distance-right:0;mso-wrap-distance-bottom:0;mso-position-horizontal:absolute;mso-position-horizontal-relative:page;mso-position-vertical:absolute;mso-position-vertical-relative:text;v-text-anchor:top" coordsize="6836409,1270" o:gfxdata="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" path="m,l6836397,e" filled="f" strokecolor="#3d597f" strokeweight=".14039mm">
+              <v:shape w14:anchorId="7D32F96B" id="Graphic 16" o:spid="_x0000_s1026" style="position:absolute;margin-left:35pt;margin-top:3.45pt;width:538.25pt;height:.1pt;z-index:251665920;visibility:visible;mso-wrap-style:square;mso-wrap-distance-left:0;mso-wrap-distance-top:0;mso-wrap-distance-right:0;mso-wrap-distance-bottom:0;mso-position-horizontal:absolute;mso-position-horizontal-relative:page;mso-position-vertical:absolute;mso-position-vertical-relative:text;v-text-anchor:top" coordsize="6836409,1270" o:gfxdata="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" path="m,l6836397,e" filled="f" strokecolor="#3d597f" strokeweight=".14039mm">
                 <v:path arrowok="t"/>
                 <w10:wrap anchorx="page"/>
               </v:shape>
@@ -9722,14 +9684,7 @@
           <w:spacing w:val="-2"/>
           <w:sz w:val="20"/>
         </w:rPr>
-        <w:t>analysis</w:t>
-      </w:r>
-      <w:r>
-        <w:rPr>
-          <w:spacing w:val="-2"/>
-          <w:sz w:val="20"/>
-        </w:rPr>
-        <w:t>.</w:t>
+        <w:t>analysis.</w:t>
       </w:r>
     </w:p>
     <w:p>
@@ -9871,14 +9826,9 @@
         <w:spacing w:before="0" w:line="276" w:lineRule="auto"/>
         <w:ind w:left="231" w:hanging="215"/>
         <w:rPr>
-          <w:sz w:val="20"/>
-        </w:rPr>
-        <w:sectPr>
-          <w:pgSz w:w="12240" w:h="15840"/>
-          <w:pgMar w:top="720" w:right="720" w:bottom="720" w:left="720" w:header="720" w:footer="720" w:gutter="0"/>
-          <w:cols w:space="720"/>
-          <w:docGrid w:linePitch="299"/>
-        </w:sectPr>
+          <w:spacing w:val="-4"/>
+          <w:sz w:val="20"/>
+        </w:rPr>
       </w:pPr>
       <w:r>
         <w:rPr>
@@ -10057,23 +10007,21 @@
           <w:spacing w:val="-4"/>
           <w:sz w:val="20"/>
         </w:rPr>
-        <w:t>skills.</w:t>
-      </w:r>
-    </w:p>
-    <w:p>
-      <w:pPr>
-        <w:pStyle w:val="BodyText"/>
-        <w:spacing w:before="148"/>
-        <w:ind w:left="0" w:firstLine="0"/>
-        <w:rPr>
-          <w:sz w:val="24"/>
-        </w:rPr>
-      </w:pPr>
+        <w:t>skill</w:t>
+      </w:r>
+      <w:r>
+        <w:rPr>
+          <w:spacing w:val="-4"/>
+          <w:sz w:val="20"/>
+        </w:rPr>
+        <w:t>s</w:t>
+      </w:r>
     </w:p>
     <w:sectPr>
       <w:pgSz w:w="12240" w:h="15840"/>
-      <w:pgMar w:top="1820" w:right="720" w:bottom="280" w:left="720" w:header="720" w:footer="720" w:gutter="0"/>
+      <w:pgMar w:top="720" w:right="720" w:bottom="720" w:left="720" w:header="720" w:footer="720" w:gutter="0"/>
       <w:cols w:space="720"/>
+      <w:docGrid w:linePitch="299"/>
     </w:sectPr>
   </w:body>
 </w:document>
@@ -10685,6 +10633,7 @@
   <w:style w:type="character" w:default="1" w:styleId="DefaultParagraphFont">
     <w:name w:val="Default Paragraph Font"/>
     <w:uiPriority w:val="1"/>
+    <w:semiHidden/>
     <w:unhideWhenUsed/>
   </w:style>
   <w:style w:type="table" w:default="1" w:styleId="TableNormal">

--- a/documents/Manprit_Resume__Copy___Copy_ (1).docx
+++ b/documents/Manprit_Resume__Copy___Copy_ (1).docx
@@ -141,7 +141,7 @@
           </mc:Choice>
           <mc:Fallback>
             <w:pict>
-              <v:shape w14:anchorId="73339C15" id="Graphic 1" o:spid="_x0000_s1026" style="position:absolute;margin-left:36.8pt;margin-top:5.85pt;width:538.3pt;height:.1pt;z-index:15728640;visibility:visible;mso-wrap-style:square;mso-wrap-distance-left:0;mso-wrap-distance-top:0;mso-wrap-distance-right:0;mso-wrap-distance-bottom:0;mso-position-horizontal:absolute;mso-position-horizontal-relative:page;mso-position-vertical:absolute;mso-position-vertical-relative:text;v-text-anchor:top" coordsize="6836409,1270" o:gfxdata="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" path="m,l6836397,e" filled="f" strokecolor="#3d597f" strokeweight=".35136mm">
+              <v:shape w14:anchorId="6C890218" id="Graphic 1" o:spid="_x0000_s1026" style="position:absolute;margin-left:36.8pt;margin-top:5.85pt;width:538.3pt;height:.1pt;z-index:15728640;visibility:visible;mso-wrap-style:square;mso-wrap-distance-left:0;mso-wrap-distance-top:0;mso-wrap-distance-right:0;mso-wrap-distance-bottom:0;mso-position-horizontal:absolute;mso-position-horizontal-relative:page;mso-position-vertical:absolute;mso-position-vertical-relative:text;v-text-anchor:top" coordsize="6836409,1270" o:gfxdata="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" path="m,l6836397,e" filled="f" strokecolor="#3d597f" strokeweight=".35136mm">
                 <v:path arrowok="t"/>
                 <w10:wrap anchorx="page"/>
               </v:shape>
@@ -238,7 +238,7 @@
           </mc:Choice>
           <mc:Fallback>
             <w:pict>
-              <v:shape w14:anchorId="0952E736" id="Graphic 2" o:spid="_x0000_s1026" style="position:absolute;margin-left:36.8pt;margin-top:4.1pt;width:538.25pt;height:.1pt;z-index:251649536;visibility:visible;mso-wrap-style:square;mso-wrap-distance-left:0;mso-wrap-distance-top:0;mso-wrap-distance-right:0;mso-wrap-distance-bottom:0;mso-position-horizontal:absolute;mso-position-horizontal-relative:page;mso-position-vertical:absolute;mso-position-vertical-relative:text;v-text-anchor:top" coordsize="6836409,1270" o:gfxdata="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" path="m,l6836397,e" filled="f" strokecolor="#3d597f" strokeweight=".14039mm">
+              <v:shape w14:anchorId="22C05EA9" id="Graphic 2" o:spid="_x0000_s1026" style="position:absolute;margin-left:36.8pt;margin-top:4.1pt;width:538.25pt;height:.1pt;z-index:251649536;visibility:visible;mso-wrap-style:square;mso-wrap-distance-left:0;mso-wrap-distance-top:0;mso-wrap-distance-right:0;mso-wrap-distance-bottom:0;mso-position-horizontal:absolute;mso-position-horizontal-relative:page;mso-position-vertical:absolute;mso-position-vertical-relative:text;v-text-anchor:top" coordsize="6836409,1270" o:gfxdata="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" path="m,l6836397,e" filled="f" strokecolor="#3d597f" strokeweight=".14039mm">
                 <v:path arrowok="t"/>
                 <w10:wrap anchorx="page"/>
               </v:shape>
@@ -337,7 +337,61 @@
         <w:rPr>
           <w:spacing w:val="-4"/>
         </w:rPr>
-        <w:t>Portfolio:</w:t>
+        <w:t>P</w:t>
+      </w:r>
+      <w:r>
+        <w:rPr>
+          <w:spacing w:val="-4"/>
+        </w:rPr>
+        <w:t>o</w:t>
+      </w:r>
+      <w:r>
+        <w:rPr>
+          <w:spacing w:val="-4"/>
+        </w:rPr>
+        <w:t>r</w:t>
+      </w:r>
+      <w:r>
+        <w:rPr>
+          <w:spacing w:val="-4"/>
+        </w:rPr>
+        <w:t>t</w:t>
+      </w:r>
+      <w:r>
+        <w:rPr>
+          <w:spacing w:val="-4"/>
+        </w:rPr>
+        <w:t>f</w:t>
+      </w:r>
+      <w:r>
+        <w:rPr>
+          <w:spacing w:val="-4"/>
+        </w:rPr>
+        <w:t>o</w:t>
+      </w:r>
+      <w:r>
+        <w:rPr>
+          <w:spacing w:val="-4"/>
+        </w:rPr>
+        <w:t>l</w:t>
+      </w:r>
+      <w:r>
+        <w:rPr>
+          <w:spacing w:val="-4"/>
+        </w:rPr>
+        <w:t>i</w:t>
+      </w:r>
+      <w:r>
+        <w:rPr>
+          <w:spacing w:val="-4"/>
+        </w:rPr>
+        <w:t>o</w:t>
+      </w:r>
+      <w:r>
+        <w:rPr>
+          <w:spacing w:val="-4"/>
+        </w:rPr>
+        <w:t>:</w:t>
       </w:r>
       <w:r>
         <w:rPr>
@@ -377,7 +431,21 @@
             <w:color w:val="3D597F"/>
             <w:spacing w:val="-2"/>
           </w:rPr>
-          <w:t>manpritdubey</w:t>
+          <w:t>m</w:t>
+        </w:r>
+        <w:r>
+          <w:rPr>
+            <w:color w:val="3D597F"/>
+            <w:spacing w:val="-2"/>
+          </w:rPr>
+          <w:t>a</w:t>
+        </w:r>
+        <w:r>
+          <w:rPr>
+            <w:color w:val="3D597F"/>
+            <w:spacing w:val="-2"/>
+          </w:rPr>
+          <w:t>npritdubey</w:t>
         </w:r>
         <w:proofErr w:type="spellEnd"/>
       </w:hyperlink>
@@ -394,7 +462,21 @@
             <w:color w:val="3D597F"/>
             <w:spacing w:val="-4"/>
           </w:rPr>
-          <w:t>linkedin.com/in/</w:t>
+          <w:t>linkedin.com/i</w:t>
+        </w:r>
+        <w:r>
+          <w:rPr>
+            <w:color w:val="3D597F"/>
+            <w:spacing w:val="-4"/>
+          </w:rPr>
+          <w:t>n</w:t>
+        </w:r>
+        <w:r>
+          <w:rPr>
+            <w:color w:val="3D597F"/>
+            <w:spacing w:val="-4"/>
+          </w:rPr>
+          <w:t>/</w:t>
         </w:r>
         <w:proofErr w:type="spellStart"/>
         <w:r>
@@ -525,7 +607,7 @@
           </mc:Choice>
           <mc:Fallback>
             <w:pict>
-              <v:shape w14:anchorId="4B576207" id="Graphic 3" o:spid="_x0000_s1026" style="position:absolute;margin-left:36.8pt;margin-top:11.05pt;width:538.25pt;height:.1pt;z-index:251650560;visibility:visible;mso-wrap-style:square;mso-wrap-distance-left:0;mso-wrap-distance-top:0;mso-wrap-distance-right:0;mso-wrap-distance-bottom:0;mso-position-horizontal:absolute;mso-position-horizontal-relative:page;mso-position-vertical:absolute;mso-position-vertical-relative:text;v-text-anchor:top" coordsize="6836409,1270" o:gfxdata="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" path="m,l6836397,e" filled="f" strokecolor="#7f7f7f" strokeweight=".1pt">
+              <v:shape w14:anchorId="6D89FD91" id="Graphic 3" o:spid="_x0000_s1026" style="position:absolute;margin-left:36.8pt;margin-top:11.05pt;width:538.25pt;height:.1pt;z-index:251650560;visibility:visible;mso-wrap-style:square;mso-wrap-distance-left:0;mso-wrap-distance-top:0;mso-wrap-distance-right:0;mso-wrap-distance-bottom:0;mso-position-horizontal:absolute;mso-position-horizontal-relative:page;mso-position-vertical:absolute;mso-position-vertical-relative:text;v-text-anchor:top" coordsize="6836409,1270" o:gfxdata="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" path="m,l6836397,e" filled="f" strokecolor="#7f7f7f" strokeweight=".1pt">
                 <v:path arrowok="t"/>
                 <w10:wrap anchorx="page"/>
               </v:shape>
@@ -636,7 +718,7 @@
           </mc:Choice>
           <mc:Fallback>
             <w:pict>
-              <v:shape w14:anchorId="589B1CE4" id="Graphic 4" o:spid="_x0000_s1026" style="position:absolute;margin-left:36.8pt;margin-top:6.5pt;width:538.3pt;height:.1pt;z-index:15730176;visibility:visible;mso-wrap-style:square;mso-wrap-distance-left:0;mso-wrap-distance-top:0;mso-wrap-distance-right:0;mso-wrap-distance-bottom:0;mso-position-horizontal:absolute;mso-position-horizontal-relative:page;mso-position-vertical:absolute;mso-position-vertical-relative:text;v-text-anchor:top" coordsize="6836409,1270" o:gfxdata="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" path="m,l6836397,e" filled="f" strokecolor="#3d597f" strokeweight=".14039mm">
+              <v:shape w14:anchorId="11DBC0EE" id="Graphic 4" o:spid="_x0000_s1026" style="position:absolute;margin-left:36.8pt;margin-top:6.5pt;width:538.3pt;height:.1pt;z-index:15730176;visibility:visible;mso-wrap-style:square;mso-wrap-distance-left:0;mso-wrap-distance-top:0;mso-wrap-distance-right:0;mso-wrap-distance-bottom:0;mso-position-horizontal:absolute;mso-position-horizontal-relative:page;mso-position-vertical:absolute;mso-position-vertical-relative:text;v-text-anchor:top" coordsize="6836409,1270" o:gfxdata="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" path="m,l6836397,e" filled="f" strokecolor="#3d597f" strokeweight=".14039mm">
                 <v:path arrowok="t"/>
                 <w10:wrap anchorx="page"/>
               </v:shape>
@@ -1031,7 +1113,7 @@
           </mc:Choice>
           <mc:Fallback>
             <w:pict>
-              <v:shape w14:anchorId="06860C6D" id="Graphic 5" o:spid="_x0000_s1026" style="position:absolute;margin-left:36.8pt;margin-top:16.4pt;width:538.3pt;height:.1pt;z-index:15730688;visibility:visible;mso-wrap-style:square;mso-wrap-distance-left:0;mso-wrap-distance-top:0;mso-wrap-distance-right:0;mso-wrap-distance-bottom:0;mso-position-horizontal:absolute;mso-position-horizontal-relative:page;mso-position-vertical:absolute;mso-position-vertical-relative:text;v-text-anchor:top" coordsize="6836409,1270" o:gfxdata="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" path="m,l6836397,e" filled="f" strokecolor="#7f7f7f" strokeweight=".1pt">
+              <v:shape w14:anchorId="7BB77244" id="Graphic 5" o:spid="_x0000_s1026" style="position:absolute;margin-left:36.8pt;margin-top:16.4pt;width:538.3pt;height:.1pt;z-index:15730688;visibility:visible;mso-wrap-style:square;mso-wrap-distance-left:0;mso-wrap-distance-top:0;mso-wrap-distance-right:0;mso-wrap-distance-bottom:0;mso-position-horizontal:absolute;mso-position-horizontal-relative:page;mso-position-vertical:absolute;mso-position-vertical-relative:text;v-text-anchor:top" coordsize="6836409,1270" o:gfxdata="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" path="m,l6836397,e" filled="f" strokecolor="#7f7f7f" strokeweight=".1pt">
                 <v:path arrowok="t"/>
                 <w10:wrap anchorx="page"/>
               </v:shape>
@@ -1125,7 +1207,7 @@
           </mc:Choice>
           <mc:Fallback>
             <w:pict>
-              <v:shape w14:anchorId="3B21F4AB" id="Graphic 6" o:spid="_x0000_s1026" style="position:absolute;margin-left:36.8pt;margin-top:6.45pt;width:538.25pt;height:.1pt;z-index:251651584;visibility:visible;mso-wrap-style:square;mso-wrap-distance-left:0;mso-wrap-distance-top:0;mso-wrap-distance-right:0;mso-wrap-distance-bottom:0;mso-position-horizontal:absolute;mso-position-horizontal-relative:page;mso-position-vertical:absolute;mso-position-vertical-relative:text;v-text-anchor:top" coordsize="6836409,1270" o:gfxdata="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" path="m,l6836397,e" filled="f" strokecolor="#3d597f" strokeweight=".14039mm">
+              <v:shape w14:anchorId="5034B808" id="Graphic 6" o:spid="_x0000_s1026" style="position:absolute;margin-left:36.8pt;margin-top:6.45pt;width:538.25pt;height:.1pt;z-index:251651584;visibility:visible;mso-wrap-style:square;mso-wrap-distance-left:0;mso-wrap-distance-top:0;mso-wrap-distance-right:0;mso-wrap-distance-bottom:0;mso-position-horizontal:absolute;mso-position-horizontal-relative:page;mso-position-vertical:absolute;mso-position-vertical-relative:text;v-text-anchor:top" coordsize="6836409,1270" o:gfxdata="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" path="m,l6836397,e" filled="f" strokecolor="#3d597f" strokeweight=".14039mm">
                 <v:path arrowok="t"/>
                 <w10:wrap anchorx="page"/>
               </v:shape>
@@ -6085,7 +6167,7 @@
           </mc:Choice>
           <mc:Fallback>
             <w:pict>
-              <v:shape w14:anchorId="1FF89B06" id="Graphic 7" o:spid="_x0000_s1026" style="position:absolute;margin-left:36.85pt;margin-top:-7pt;width:538.3pt;height:.1pt;z-index:15731712;visibility:visible;mso-wrap-style:square;mso-wrap-distance-left:0;mso-wrap-distance-top:0;mso-wrap-distance-right:0;mso-wrap-distance-bottom:0;mso-position-horizontal:absolute;mso-position-horizontal-relative:page;mso-position-vertical:absolute;mso-position-vertical-relative:text;v-text-anchor:top" coordsize="6836409,1270" o:gfxdata="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" path="m,l6836397,e" filled="f" strokecolor="#7f7f7f" strokeweight=".07019mm">
+              <v:shape w14:anchorId="3CE8C876" id="Graphic 7" o:spid="_x0000_s1026" style="position:absolute;margin-left:36.85pt;margin-top:-7pt;width:538.3pt;height:.1pt;z-index:15731712;visibility:visible;mso-wrap-style:square;mso-wrap-distance-left:0;mso-wrap-distance-top:0;mso-wrap-distance-right:0;mso-wrap-distance-bottom:0;mso-position-horizontal:absolute;mso-position-horizontal-relative:page;mso-position-vertical:absolute;mso-position-vertical-relative:text;v-text-anchor:top" coordsize="6836409,1270" o:gfxdata="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" path="m,l6836397,e" filled="f" strokecolor="#7f7f7f" strokeweight=".07019mm">
                 <v:path arrowok="t"/>
                 <w10:wrap anchorx="page"/>
               </v:shape>
@@ -6182,7 +6264,7 @@
           </mc:Choice>
           <mc:Fallback>
             <w:pict>
-              <v:shape w14:anchorId="3CD2E95C" id="Graphic 8" o:spid="_x0000_s1026" style="position:absolute;margin-left:36.8pt;margin-top:7.05pt;width:538.25pt;height:.1pt;z-index:251652608;visibility:visible;mso-wrap-style:square;mso-wrap-distance-left:0;mso-wrap-distance-top:0;mso-wrap-distance-right:0;mso-wrap-distance-bottom:0;mso-position-horizontal:absolute;mso-position-horizontal-relative:page;mso-position-vertical:absolute;mso-position-vertical-relative:text;v-text-anchor:top" coordsize="6836409,1270" o:gfxdata="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" path="m,l6836397,e" filled="f" strokecolor="#3d597f" strokeweight=".14039mm">
+              <v:shape w14:anchorId="7350C5FF" id="Graphic 8" o:spid="_x0000_s1026" style="position:absolute;margin-left:36.8pt;margin-top:7.05pt;width:538.25pt;height:.1pt;z-index:251652608;visibility:visible;mso-wrap-style:square;mso-wrap-distance-left:0;mso-wrap-distance-top:0;mso-wrap-distance-right:0;mso-wrap-distance-bottom:0;mso-position-horizontal:absolute;mso-position-horizontal-relative:page;mso-position-vertical:absolute;mso-position-vertical-relative:text;v-text-anchor:top" coordsize="6836409,1270" o:gfxdata="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" path="m,l6836397,e" filled="f" strokecolor="#3d597f" strokeweight=".14039mm">
                 <v:path arrowok="t"/>
                 <w10:wrap anchorx="page"/>
               </v:shape>
@@ -7380,7 +7462,7 @@
           </mc:Choice>
           <mc:Fallback>
             <w:pict>
-              <v:shape w14:anchorId="2EDF64DC" id="Graphic 9" o:spid="_x0000_s1026" style="position:absolute;margin-left:36.8pt;margin-top:17.6pt;width:538.25pt;height:.1pt;z-index:251653632;visibility:visible;mso-wrap-style:square;mso-wrap-distance-left:0;mso-wrap-distance-top:0;mso-wrap-distance-right:0;mso-wrap-distance-bottom:0;mso-position-horizontal:absolute;mso-position-horizontal-relative:page;mso-position-vertical:absolute;mso-position-vertical-relative:text;v-text-anchor:top" coordsize="6836409,1270" o:gfxdata="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" path="m,l6836397,e" filled="f" strokecolor="#7f7f7f" strokeweight=".07019mm">
+              <v:shape w14:anchorId="3B096116" id="Graphic 9" o:spid="_x0000_s1026" style="position:absolute;margin-left:36.8pt;margin-top:17.6pt;width:538.25pt;height:.1pt;z-index:251653632;visibility:visible;mso-wrap-style:square;mso-wrap-distance-left:0;mso-wrap-distance-top:0;mso-wrap-distance-right:0;mso-wrap-distance-bottom:0;mso-position-horizontal:absolute;mso-position-horizontal-relative:page;mso-position-vertical:absolute;mso-position-vertical-relative:text;v-text-anchor:top" coordsize="6836409,1270" o:gfxdata="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" path="m,l6836397,e" filled="f" strokecolor="#7f7f7f" strokeweight=".07019mm">
                 <v:path arrowok="t"/>
                 <w10:wrap anchorx="page"/>
               </v:shape>
@@ -7487,7 +7569,7 @@
           </mc:Choice>
           <mc:Fallback>
             <w:pict>
-              <v:shape w14:anchorId="0B9CF56E" id="Graphic 10" o:spid="_x0000_s1026" style="position:absolute;margin-left:36.8pt;margin-top:4.65pt;width:538.3pt;height:.1pt;z-index:15733248;visibility:visible;mso-wrap-style:square;mso-wrap-distance-left:0;mso-wrap-distance-top:0;mso-wrap-distance-right:0;mso-wrap-distance-bottom:0;mso-position-horizontal:absolute;mso-position-horizontal-relative:page;mso-position-vertical:absolute;mso-position-vertical-relative:text;v-text-anchor:top" coordsize="6836409,1270" o:gfxdata="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" path="m,l6836397,e" filled="f" strokecolor="#3d597f" strokeweight=".14039mm">
+              <v:shape w14:anchorId="601628C6" id="Graphic 10" o:spid="_x0000_s1026" style="position:absolute;margin-left:36.8pt;margin-top:4.65pt;width:538.3pt;height:.1pt;z-index:15733248;visibility:visible;mso-wrap-style:square;mso-wrap-distance-left:0;mso-wrap-distance-top:0;mso-wrap-distance-right:0;mso-wrap-distance-bottom:0;mso-position-horizontal:absolute;mso-position-horizontal-relative:page;mso-position-vertical:absolute;mso-position-vertical-relative:text;v-text-anchor:top" coordsize="6836409,1270" o:gfxdata="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" path="m,l6836397,e" filled="f" strokecolor="#3d597f" strokeweight=".14039mm">
                 <v:path arrowok="t"/>
                 <w10:wrap anchorx="page"/>
               </v:shape>
@@ -7917,7 +7999,7 @@
           </mc:Choice>
           <mc:Fallback>
             <w:pict>
-              <v:shape w14:anchorId="549B98D6" id="Graphic 11" o:spid="_x0000_s1026" style="position:absolute;margin-left:36.8pt;margin-top:10.45pt;width:538.25pt;height:.1pt;z-index:251654656;visibility:visible;mso-wrap-style:square;mso-wrap-distance-left:0;mso-wrap-distance-top:0;mso-wrap-distance-right:0;mso-wrap-distance-bottom:0;mso-position-horizontal:absolute;mso-position-horizontal-relative:page;mso-position-vertical:absolute;mso-position-vertical-relative:text;v-text-anchor:top" coordsize="6836409,1270" o:gfxdata="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" path="m,l6836397,e" filled="f" strokecolor="#7f7f7f" strokeweight=".07019mm">
+              <v:shape w14:anchorId="684EE199" id="Graphic 11" o:spid="_x0000_s1026" style="position:absolute;margin-left:36.8pt;margin-top:10.45pt;width:538.25pt;height:.1pt;z-index:251654656;visibility:visible;mso-wrap-style:square;mso-wrap-distance-left:0;mso-wrap-distance-top:0;mso-wrap-distance-right:0;mso-wrap-distance-bottom:0;mso-position-horizontal:absolute;mso-position-horizontal-relative:page;mso-position-vertical:absolute;mso-position-vertical-relative:text;v-text-anchor:top" coordsize="6836409,1270" o:gfxdata="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" path="m,l6836397,e" filled="f" strokecolor="#7f7f7f" strokeweight=".07019mm">
                 <v:path arrowok="t"/>
                 <w10:wrap anchorx="page"/>
               </v:shape>
@@ -8029,7 +8111,7 @@
           </mc:Choice>
           <mc:Fallback>
             <w:pict>
-              <v:shape w14:anchorId="056166BE" id="Graphic 12" o:spid="_x0000_s1026" style="position:absolute;margin-left:36.8pt;margin-top:5.9pt;width:538.3pt;height:.1pt;z-index:15734272;visibility:visible;mso-wrap-style:square;mso-wrap-distance-left:0;mso-wrap-distance-top:0;mso-wrap-distance-right:0;mso-wrap-distance-bottom:0;mso-position-horizontal:absolute;mso-position-horizontal-relative:page;mso-position-vertical:absolute;mso-position-vertical-relative:text;v-text-anchor:top" coordsize="6836409,1270" o:gfxdata="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" path="m,l6836397,e" filled="f" strokecolor="#3d597f" strokeweight=".14039mm">
+              <v:shape w14:anchorId="083F4367" id="Graphic 12" o:spid="_x0000_s1026" style="position:absolute;margin-left:36.8pt;margin-top:5.9pt;width:538.3pt;height:.1pt;z-index:15734272;visibility:visible;mso-wrap-style:square;mso-wrap-distance-left:0;mso-wrap-distance-top:0;mso-wrap-distance-right:0;mso-wrap-distance-bottom:0;mso-position-horizontal:absolute;mso-position-horizontal-relative:page;mso-position-vertical:absolute;mso-position-vertical-relative:text;v-text-anchor:top" coordsize="6836409,1270" o:gfxdata="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" path="m,l6836397,e" filled="f" strokecolor="#3d597f" strokeweight=".14039mm">
                 <v:path arrowok="t"/>
                 <w10:wrap anchorx="page"/>
               </v:shape>
@@ -8769,7 +8851,7 @@
           </mc:Choice>
           <mc:Fallback>
             <w:pict>
-              <v:shape w14:anchorId="5D6B678F" id="Graphic 13" o:spid="_x0000_s1026" style="position:absolute;margin-left:36.8pt;margin-top:17.6pt;width:538.25pt;height:.1pt;z-index:251655680;visibility:visible;mso-wrap-style:square;mso-wrap-distance-left:0;mso-wrap-distance-top:0;mso-wrap-distance-right:0;mso-wrap-distance-bottom:0;mso-position-horizontal:absolute;mso-position-horizontal-relative:page;mso-position-vertical:absolute;mso-position-vertical-relative:text;v-text-anchor:top" coordsize="6836409,1270" o:gfxdata="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" path="m,l6836397,e" filled="f" strokecolor="#7f7f7f" strokeweight=".07019mm">
+              <v:shape w14:anchorId="1E42A6AE" id="Graphic 13" o:spid="_x0000_s1026" style="position:absolute;margin-left:36.8pt;margin-top:17.6pt;width:538.25pt;height:.1pt;z-index:251655680;visibility:visible;mso-wrap-style:square;mso-wrap-distance-left:0;mso-wrap-distance-top:0;mso-wrap-distance-right:0;mso-wrap-distance-bottom:0;mso-position-horizontal:absolute;mso-position-horizontal-relative:page;mso-position-vertical:absolute;mso-position-vertical-relative:text;v-text-anchor:top" coordsize="6836409,1270" o:gfxdata="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" path="m,l6836397,e" filled="f" strokecolor="#7f7f7f" strokeweight=".07019mm">
                 <v:path arrowok="t"/>
                 <w10:wrap anchorx="page"/>
               </v:shape>
@@ -8898,7 +8980,7 @@
           </mc:Choice>
           <mc:Fallback>
             <w:pict>
-              <v:shape w14:anchorId="6E6FED18" id="Graphic 14" o:spid="_x0000_s1026" style="position:absolute;margin-left:36.8pt;margin-top:5.25pt;width:538.3pt;height:.1pt;z-index:15735296;visibility:visible;mso-wrap-style:square;mso-wrap-distance-left:0;mso-wrap-distance-top:0;mso-wrap-distance-right:0;mso-wrap-distance-bottom:0;mso-position-horizontal:absolute;mso-position-horizontal-relative:page;mso-position-vertical:absolute;mso-position-vertical-relative:text;v-text-anchor:top" coordsize="6836409,1270" o:gfxdata="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" path="m,l6836397,e" filled="f" strokecolor="#3d597f" strokeweight=".14039mm">
+              <v:shape w14:anchorId="7345269E" id="Graphic 14" o:spid="_x0000_s1026" style="position:absolute;margin-left:36.8pt;margin-top:5.25pt;width:538.3pt;height:.1pt;z-index:15735296;visibility:visible;mso-wrap-style:square;mso-wrap-distance-left:0;mso-wrap-distance-top:0;mso-wrap-distance-right:0;mso-wrap-distance-bottom:0;mso-position-horizontal:absolute;mso-position-horizontal-relative:page;mso-position-vertical:absolute;mso-position-vertical-relative:text;v-text-anchor:top" coordsize="6836409,1270" o:gfxdata="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" path="m,l6836397,e" filled="f" strokecolor="#3d597f" strokeweight=".14039mm">
                 <v:path arrowok="t"/>
                 <w10:wrap anchorx="page"/>
               </v:shape>
@@ -9383,7 +9465,7 @@
           </mc:Choice>
           <mc:Fallback>
             <w:pict>
-              <v:shape w14:anchorId="4FC2239A" id="Graphic 15" o:spid="_x0000_s1026" style="position:absolute;margin-left:36.8pt;margin-top:8.65pt;width:538.25pt;height:.1pt;z-index:251660800;visibility:visible;mso-wrap-style:square;mso-wrap-distance-left:0;mso-wrap-distance-top:0;mso-wrap-distance-right:0;mso-wrap-distance-bottom:0;mso-position-horizontal:absolute;mso-position-horizontal-relative:page;mso-position-vertical:absolute;mso-position-vertical-relative:text;v-text-anchor:top" coordsize="6836409,1270" o:gfxdata="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" path="m,l6836397,e" filled="f" strokecolor="#7f7f7f" strokeweight=".07019mm">
+              <v:shape w14:anchorId="7080BD33" id="Graphic 15" o:spid="_x0000_s1026" style="position:absolute;margin-left:36.8pt;margin-top:8.65pt;width:538.25pt;height:.1pt;z-index:251660800;visibility:visible;mso-wrap-style:square;mso-wrap-distance-left:0;mso-wrap-distance-top:0;mso-wrap-distance-right:0;mso-wrap-distance-bottom:0;mso-position-horizontal:absolute;mso-position-horizontal-relative:page;mso-position-vertical:absolute;mso-position-vertical-relative:text;v-text-anchor:top" coordsize="6836409,1270" o:gfxdata="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" path="m,l6836397,e" filled="f" strokecolor="#7f7f7f" strokeweight=".07019mm">
                 <v:path arrowok="t"/>
                 <w10:wrap anchorx="page"/>
               </v:shape>
@@ -9488,7 +9570,7 @@
           </mc:Choice>
           <mc:Fallback>
             <w:pict>
-              <v:shape w14:anchorId="7D32F96B" id="Graphic 16" o:spid="_x0000_s1026" style="position:absolute;margin-left:35pt;margin-top:3.45pt;width:538.25pt;height:.1pt;z-index:251665920;visibility:visible;mso-wrap-style:square;mso-wrap-distance-left:0;mso-wrap-distance-top:0;mso-wrap-distance-right:0;mso-wrap-distance-bottom:0;mso-position-horizontal:absolute;mso-position-horizontal-relative:page;mso-position-vertical:absolute;mso-position-vertical-relative:text;v-text-anchor:top" coordsize="6836409,1270" o:gfxdata="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" path="m,l6836397,e" filled="f" strokecolor="#3d597f" strokeweight=".14039mm">
+              <v:shape w14:anchorId="416E8D10" id="Graphic 16" o:spid="_x0000_s1026" style="position:absolute;margin-left:35pt;margin-top:3.45pt;width:538.25pt;height:.1pt;z-index:251665920;visibility:visible;mso-wrap-style:square;mso-wrap-distance-left:0;mso-wrap-distance-top:0;mso-wrap-distance-right:0;mso-wrap-distance-bottom:0;mso-position-horizontal:absolute;mso-position-horizontal-relative:page;mso-position-vertical:absolute;mso-position-vertical-relative:text;v-text-anchor:top" coordsize="6836409,1270" o:gfxdata="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" path="m,l6836397,e" filled="f" strokecolor="#3d597f" strokeweight=".14039mm">
                 <v:path arrowok="t"/>
                 <w10:wrap anchorx="page"/>
               </v:shape>
